--- a/applications/2026/Q2/树莓派SSD计算套件/树莓派SSD计算套件-申报书.docx
+++ b/applications/2026/Q2/树莓派SSD计算套件/树莓派SSD计算套件-申报书.docx
@@ -670,7 +670,13 @@
                 <w:b w:val="0"/>
                 <w:sz w:val="20"/>
               </w:rPr>
-              <w:t>当前记录价</w:t>
+            </w:r>
+            <w:r>
+              <w:rPr>
+                <w:rFonts w:ascii="Times New Roman" w:hAnsi="Times New Roman" w:eastAsia="宋体"/>
+                <w:sz w:val="24"/>
+              </w:rPr>
+              <w:t>申报金额</w:t>
             </w:r>
           </w:p>
         </w:tc>

--- a/applications/2026/Q2/树莓派SSD计算套件/树莓派SSD计算套件-申报书.docx
+++ b/applications/2026/Q2/树莓派SSD计算套件/树莓派SSD计算套件-申报书.docx
@@ -848,7 +848,13 @@
           <w:b w:val="0"/>
           <w:sz w:val="24"/>
         </w:rPr>
-        <w:t>本申报书将价格截图作为凭证材料嵌入，后续提交时可按导师要求补充订单页、到货照片、终端配置记录、采集脚本目录和一次联调记录。</w:t>
+      </w:r>
+      <w:r>
+        <w:rPr>
+          <w:rFonts w:ascii="Times New Roman" w:hAnsi="Times New Roman" w:eastAsia="宋体"/>
+          <w:sz w:val="24"/>
+        </w:rPr>
+        <w:t>本申报书已嵌入价格截图和商品材料图，用于说明采购对象、选定规格和预算金额；后续可按导师要求补充到货照片、终端配置记录、采集脚本目录和一次联调记录。</w:t>
       </w:r>
     </w:p>
     <w:p>

--- a/applications/2026/Q2/树莓派SSD计算套件/树莓派SSD计算套件-申报书.docx
+++ b/applications/2026/Q2/树莓派SSD计算套件/树莓派SSD计算套件-申报书.docx
@@ -18,14 +18,14 @@
     </w:p>
     <w:p>
       <w:pPr>
-        <w:spacing w:after="240"/>
-        <w:jc w:val="center"/>
+        <w:spacing w:line="324" w:lineRule="auto" w:after="120"/>
+        <w:ind w:firstLine="420"/>
       </w:pPr>
       <w:r>
         <w:rPr>
           <w:rFonts w:ascii="Times New Roman" w:hAnsi="Times New Roman" w:eastAsia="宋体"/>
           <w:b w:val="0"/>
-          <w:sz w:val="22"/>
+          <w:sz w:val="24"/>
         </w:rPr>
         <w:t>申报日期：2026-05-25    申报状态：待提交</w:t>
       </w:r>
@@ -178,6 +178,7 @@
       <w:r>
         <w:rPr>
           <w:rFonts w:ascii="Times New Roman" w:hAnsi="Times New Roman" w:eastAsia="宋体"/>
+          <w:b w:val="0"/>
           <w:sz w:val="24"/>
         </w:rPr>
         <w:t>从团队协作角度看，固定的 Linux 采集计算终端有利于形成可交付的实验室资产。后续不同成员使用同一套终端配置、同一套脚本入口和同一套数据目录规范，能够减少环境差异导致的重复排查。对于导师而言，该采购对应的是一套能够长期支撑课题组实验的便携高性能终端：它可以服务雷达生命体征数据集建设，也可以服务心音心电同步采集，还可以服务自研采集板卡联调和外场临时测试。</w:t>
@@ -191,6 +192,7 @@
       <w:r>
         <w:rPr>
           <w:rFonts w:ascii="Times New Roman" w:hAnsi="Times New Roman" w:eastAsia="宋体"/>
+          <w:b w:val="0"/>
           <w:sz w:val="24"/>
         </w:rPr>
         <w:t>高性能配置对于同步采集尤其重要。雷达数据通常具有连续帧结构，心音和心电数据又对时间连续性敏感，任何一路数据阻塞都会影响多模态对齐。16GB 内存能够为采集队列和缓存区保留足够空间，使多个采集进程、远程管理服务和轻量计算脚本并行运行时仍有余量；SSD 则承担持续写入和临时缓存，使原始数据先落地保存，再进行整理和传输。该配置能够把采集风险从“边采边担心写入是否跟得上”转变为“现场先稳定保存，后续再统一处理”。</w:t>
@@ -204,6 +206,7 @@
       <w:r>
         <w:rPr>
           <w:rFonts w:ascii="Times New Roman" w:hAnsi="Times New Roman" w:eastAsia="宋体"/>
+          <w:b w:val="0"/>
           <w:sz w:val="24"/>
         </w:rPr>
         <w:t>在具体实验链路中，该终端可承担采集前参数加载、采集中状态记录和采集后数据整理三个阶段的工作。采集前，终端保存采样率、实验编号、被试编号、设备端口和传感器组合等参数，减少手工记录遗漏；采集中，终端持续接收雷达、心音、心电数据并写入 SSD，同时记录进程状态和文件大小变化；采集后，终端执行文件校验、片段切分和初步质量标记，帮助实验人员快速判断是否需要补采。通过这种方式，硬件采购直接服务于实验流程稳定性和数据可用性。</w:t>
@@ -318,12 +321,6 @@
           <w:b w:val="0"/>
           <w:sz w:val="24"/>
         </w:rPr>
-      </w:r>
-      <w:r>
-        <w:rPr>
-          <w:rFonts w:ascii="Times New Roman" w:hAnsi="Times New Roman" w:eastAsia="宋体"/>
-          <w:sz w:val="24"/>
-        </w:rPr>
         <w:t>上述目标强调同步采集与计算能力。采购完成后，终端应能作为实验室采集链路中的稳定节点，围绕数据接入、缓存、计算、归档和远程管理形成可重复执行的工作流。</w:t>
       </w:r>
     </w:p>
@@ -358,7 +355,7 @@
       <w:tr>
         <w:tc>
           <w:tcPr>
-            <w:tcW w:type="dxa" w:w="2948"/>
+            <w:tcW w:type="dxa" w:w="1836"/>
             <w:vAlign w:val="center"/>
             <w:shd w:fill="D9EAF7"/>
           </w:tcPr>
@@ -380,7 +377,7 @@
         </w:tc>
         <w:tc>
           <w:tcPr>
-            <w:tcW w:type="dxa" w:w="737"/>
+            <w:tcW w:type="dxa" w:w="1836"/>
             <w:vAlign w:val="center"/>
             <w:shd w:fill="D9EAF7"/>
           </w:tcPr>
@@ -402,7 +399,7 @@
         </w:tc>
         <w:tc>
           <w:tcPr>
-            <w:tcW w:type="dxa" w:w="1247"/>
+            <w:tcW w:type="dxa" w:w="1836"/>
             <w:vAlign w:val="center"/>
             <w:shd w:fill="D9EAF7"/>
           </w:tcPr>
@@ -424,7 +421,7 @@
         </w:tc>
         <w:tc>
           <w:tcPr>
-            <w:tcW w:type="dxa" w:w="1247"/>
+            <w:tcW w:type="dxa" w:w="1836"/>
             <w:vAlign w:val="center"/>
             <w:shd w:fill="D9EAF7"/>
           </w:tcPr>
@@ -446,7 +443,7 @@
         </w:tc>
         <w:tc>
           <w:tcPr>
-            <w:tcW w:type="dxa" w:w="3118"/>
+            <w:tcW w:type="dxa" w:w="1836"/>
             <w:vAlign w:val="center"/>
             <w:shd w:fill="D9EAF7"/>
           </w:tcPr>
@@ -470,7 +467,7 @@
       <w:tr>
         <w:tc>
           <w:tcPr>
-            <w:tcW w:type="dxa" w:w="2948"/>
+            <w:tcW w:type="dxa" w:w="1836"/>
             <w:vAlign w:val="center"/>
           </w:tcPr>
           <w:p>
@@ -490,7 +487,7 @@
         </w:tc>
         <w:tc>
           <w:tcPr>
-            <w:tcW w:type="dxa" w:w="737"/>
+            <w:tcW w:type="dxa" w:w="1836"/>
             <w:vAlign w:val="center"/>
           </w:tcPr>
           <w:p>
@@ -511,7 +508,7 @@
         </w:tc>
         <w:tc>
           <w:tcPr>
-            <w:tcW w:type="dxa" w:w="1247"/>
+            <w:tcW w:type="dxa" w:w="1836"/>
             <w:vAlign w:val="center"/>
           </w:tcPr>
           <w:p>
@@ -532,7 +529,7 @@
         </w:tc>
         <w:tc>
           <w:tcPr>
-            <w:tcW w:type="dxa" w:w="1247"/>
+            <w:tcW w:type="dxa" w:w="1836"/>
             <w:vAlign w:val="center"/>
           </w:tcPr>
           <w:p>
@@ -553,7 +550,7 @@
         </w:tc>
         <w:tc>
           <w:tcPr>
-            <w:tcW w:type="dxa" w:w="3118"/>
+            <w:tcW w:type="dxa" w:w="1836"/>
             <w:vAlign w:val="center"/>
           </w:tcPr>
           <w:p>
@@ -575,7 +572,7 @@
       <w:tr>
         <w:tc>
           <w:tcPr>
-            <w:tcW w:type="dxa" w:w="2948"/>
+            <w:tcW w:type="dxa" w:w="1836"/>
             <w:vAlign w:val="center"/>
           </w:tcPr>
           <w:p>
@@ -595,7 +592,7 @@
         </w:tc>
         <w:tc>
           <w:tcPr>
-            <w:tcW w:type="dxa" w:w="737"/>
+            <w:tcW w:type="dxa" w:w="1836"/>
             <w:vAlign w:val="center"/>
           </w:tcPr>
           <w:p>
@@ -615,7 +612,7 @@
         </w:tc>
         <w:tc>
           <w:tcPr>
-            <w:tcW w:type="dxa" w:w="1247"/>
+            <w:tcW w:type="dxa" w:w="1836"/>
             <w:vAlign w:val="center"/>
           </w:tcPr>
           <w:p>
@@ -635,7 +632,7 @@
         </w:tc>
         <w:tc>
           <w:tcPr>
-            <w:tcW w:type="dxa" w:w="1247"/>
+            <w:tcW w:type="dxa" w:w="1836"/>
             <w:vAlign w:val="center"/>
           </w:tcPr>
           <w:p>
@@ -656,7 +653,7 @@
         </w:tc>
         <w:tc>
           <w:tcPr>
-            <w:tcW w:type="dxa" w:w="3118"/>
+            <w:tcW w:type="dxa" w:w="1836"/>
             <w:vAlign w:val="center"/>
           </w:tcPr>
           <w:p>
@@ -669,12 +666,6 @@
                 <w:rFonts w:ascii="Times New Roman" w:hAnsi="Times New Roman" w:eastAsia="宋体"/>
                 <w:b w:val="0"/>
                 <w:sz w:val="20"/>
-              </w:rPr>
-            </w:r>
-            <w:r>
-              <w:rPr>
-                <w:rFonts w:ascii="Times New Roman" w:hAnsi="Times New Roman" w:eastAsia="宋体"/>
-                <w:sz w:val="24"/>
               </w:rPr>
               <w:t>申报金额</w:t>
             </w:r>
@@ -848,12 +839,6 @@
           <w:b w:val="0"/>
           <w:sz w:val="24"/>
         </w:rPr>
-      </w:r>
-      <w:r>
-        <w:rPr>
-          <w:rFonts w:ascii="Times New Roman" w:hAnsi="Times New Roman" w:eastAsia="宋体"/>
-          <w:sz w:val="24"/>
-        </w:rPr>
         <w:t>本申报书已嵌入价格截图和商品材料图，用于说明采购对象、选定规格和预算金额；后续可按导师要求补充到货照片、终端配置记录、采集脚本目录和一次联调记录。</w:t>
       </w:r>
     </w:p>
@@ -878,7 +863,7 @@
       <w:r>
         <w:drawing>
           <wp:inline xmlns:a="http://schemas.openxmlformats.org/drawingml/2006/main" xmlns:pic="http://schemas.openxmlformats.org/drawingml/2006/picture">
-            <wp:extent cx="5220000" cy="2838375"/>
+            <wp:extent cx="4860000" cy="2642625"/>
             <wp:docPr id="1" name="Picture 1"/>
             <wp:cNvGraphicFramePr>
               <a:graphicFrameLocks noChangeAspect="1"/>
@@ -899,7 +884,7 @@
                   <pic:spPr>
                     <a:xfrm>
                       <a:off x="0" y="0"/>
-                      <a:ext cx="5220000" cy="2838375"/>
+                      <a:ext cx="4860000" cy="2642625"/>
                     </a:xfrm>
                     <a:prstGeom prst="rect"/>
                   </pic:spPr>
@@ -910,9 +895,6 @@
         </w:drawing>
       </w:r>
     </w:p>
-    <w:p/>
-    <w:p/>
-    <w:p/>
     <w:sectPr>
       <w:pgSz w:w="12240" w:h="15840"/>
       <w:pgMar w:top="1361" w:right="1531" w:bottom="1361" w:left="1531" w:header="720" w:footer="720" w:gutter="0"/>
@@ -1374,11 +1356,11 @@
       <w:outlineLvl w:val="1"/>
     </w:pPr>
     <w:rPr>
-      <w:rFonts w:asciiTheme="majorHAnsi" w:eastAsiaTheme="majorEastAsia" w:hAnsiTheme="majorHAnsi" w:cstheme="majorBidi" w:ascii="Times New Roman" w:hAnsi="Times New Roman" w:eastAsia="黑体"/>
+      <w:rFonts w:asciiTheme="majorHAnsi" w:eastAsiaTheme="majorEastAsia" w:hAnsiTheme="majorHAnsi" w:cstheme="majorBidi"/>
       <w:b/>
       <w:bCs/>
       <w:color w:val="4F81BD" w:themeColor="accent1"/>
-      <w:sz w:val="24"/>
+      <w:sz w:val="26"/>
       <w:szCs w:val="26"/>
     </w:rPr>
   </w:style>
